--- a/paper/Highlights.docx
+++ b/paper/Highlights.docx
@@ -26,7 +26,7 @@
         <w:pStyle w:val="ListBullet"/>
       </w:pPr>
       <w:r>
-        <w:t>Open pipeline turns global open data into wave forcing for any inland lake</w:t>
+        <w:t>Open pipeline turns global open data into transport forcing for any inland lake</w:t>
       </w:r>
     </w:p>
     <w:p>

--- a/paper/Highlights.docx
+++ b/paper/Highlights.docx
@@ -17,7 +17,7 @@
           <w:i/>
           <w:sz w:val="21"/>
         </w:rPr>
-        <w:t>LakeForcing-OpenDrift: an open, reproducible pipeline for generating hydrodynamic and wind-wave forcing of inland lakes to drive Lagrangian transport models</w:t>
+        <w:t>LakeForcing-OpenDrift: a σ-to-z coupling algorithm and open pipeline for OpenDrift-ready hydrodynamic and wind-wave forcing of any inland lake</w:t>
       </w:r>
     </w:p>
     <w:p/>

--- a/paper/Highlights.docx
+++ b/paper/Highlights.docx
@@ -17,7 +17,7 @@
           <w:i/>
           <w:sz w:val="21"/>
         </w:rPr>
-        <w:t>LakeForcing-OpenDrift: a σ-to-z coupling algorithm and open pipeline for OpenDrift-ready hydrodynamic and wind-wave forcing of any inland lake</w:t>
+        <w:t>LakeForcing-OpenDrift: a σ-to-z coupling algorithm and open pipeline for hydrodynamic and wind-wave forcing of inland lakes to drive Lagrangian transport models</w:t>
       </w:r>
     </w:p>
     <w:p/>

--- a/paper/Highlights.docx
+++ b/paper/Highlights.docx
@@ -17,7 +17,7 @@
           <w:i/>
           <w:sz w:val="21"/>
         </w:rPr>
-        <w:t>LakeForcing-OpenDrift: a σ-to-z coupling algorithm and open pipeline for hydrodynamic and wind-wave forcing of inland lakes to drive Lagrangian transport models</w:t>
+        <w:t>LakeForcing: a σ-to-z coupling algorithm and open pipeline for hydrodynamic and wind-wave forcing of inland lakes to drive Lagrangian transport models</w:t>
       </w:r>
     </w:p>
     <w:p/>
